--- a/data/relatorios/Sum_1654450-35.2676.8.26.0480.docx
+++ b/data/relatorios/Sum_1654450-35.2676.8.26.0480.docx
@@ -20,31 +20,31 @@
     <w:p/>
     <w:p>
       <w:r>
-        <w:t>• **Número dos autos**: 1052450-35.2016.8.26.0100</w:t>
+        <w:t>• **Número dos autos**: 1052450-35.2016.8.26.0100 (fls. 87, 104, 115, 838, 842)</w:t>
       </w:r>
     </w:p>
     <w:p/>
     <w:p>
       <w:r>
-        <w:t>• **Classe da ação**: Execução de Título Extrajudicial - Contratos Bancários</w:t>
+        <w:t>• **Classe da ação**: AÇÃO DE EXECUÇÃO DE TITULO EXECUTIVO EXTRAJUDICIAL (fls. 1); Execução de Título Extrajudicial - Contratos Bancários (fls. 842, 845)</w:t>
       </w:r>
     </w:p>
     <w:p/>
     <w:p>
       <w:r>
-        <w:t>• **Vara Cível e Comarca responsável**: 42ª Vara Cível do Foro Central Cível da Comarca de São Paulo/SP (fls. 87, 104, 115)</w:t>
+        <w:t>• **Vara Cível e Comarca responsável**: 42ª VARA CÍVEL DO FORO CENTRAL CÍVEL - JOÃO MENDES JUNIOR DA COMARCA DE SÃO PAULO/SP (fls. 87, 104, 115, 838, 842)</w:t>
       </w:r>
     </w:p>
     <w:p/>
     <w:p>
       <w:r>
-        <w:t>• **Data da distribuição da ação**: 24/05/2016 (protocolado em 24/05/2016 às 15:48, fls. 1)</w:t>
+        <w:t>• **Data da distribuição da ação**: Protocolado em 24/05/2016 (fls. 1)</w:t>
       </w:r>
     </w:p>
     <w:p/>
     <w:p>
       <w:r>
-        <w:t>• **Exequente**: BANCO DO BRASIL S/A, CNPJ: 00.000.000/0001-91 (fls. 1, 104, 846)</w:t>
+        <w:t>• **Exequente**: BANCO DO BRASIL S/A, CNPJ: 00.000.000/0001-91 (fls. 1, 104, 107, 846)</w:t>
       </w:r>
     </w:p>
     <w:p/>
@@ -55,32 +55,32 @@
     </w:p>
     <w:p>
       <w:r>
-        <w:t xml:space="preserve">  * COMERCIAL DE MAQUINAS BATATA LTDA EPP, CNPJ: 03.673.158/0001-10 (fls. 1)</w:t>
+        <w:t xml:space="preserve">  * COMERCIAL DE MAQUINAS BATATA LTDA EPP, CNPJ: 03.673.158/0001-10 (fls. 1, 17, 87, 846)</w:t>
       </w:r>
     </w:p>
     <w:p>
       <w:r>
-        <w:t xml:space="preserve">  * MARLENE MARQUES SOARES, CPF: 300.032.688-02 (fls. 1, 106)</w:t>
+        <w:t xml:space="preserve">  * MARLENE MARQUES SOARES, CPF: 300.032.688-02 (fls. 1, 87, 106, 846)</w:t>
       </w:r>
     </w:p>
     <w:p>
       <w:r>
-        <w:t xml:space="preserve">  * MARCOS MARQUES SOARES, CPF: 169.014.338-08 (fls. 1, 105)</w:t>
+        <w:t xml:space="preserve">  * MARCOS MARQUES SOARES, CPF: 169.014.338-08 (fls. 1, 88, 105, 846)</w:t>
       </w:r>
     </w:p>
     <w:p>
       <w:r>
-        <w:t xml:space="preserve">  * VANESSA LIANDRA VICALE MARTINS, CPF: 165.811.858-84 (fls. 1, 104)</w:t>
+        <w:t xml:space="preserve">  * VANESSA LIANDRA VICALE MARTINS, CPF: 165.811.858-84 (fls. 1, 87, 104, 846)</w:t>
       </w:r>
     </w:p>
     <w:p>
       <w:r>
-        <w:t xml:space="preserve">  * JOSE BATISTA DA CRUZ, CPF: 223.035.728-00 (fls. 1, 106)</w:t>
+        <w:t xml:space="preserve">  * JOSE BATISTA DA CRUZ, CPF: 223.035.728-00 (fls. 1, 87, 106, 846)</w:t>
       </w:r>
     </w:p>
     <w:p>
       <w:r>
-        <w:t xml:space="preserve">  * WELLINGTON MARQUES SOARES, CPF: 641.336.808-04 (fls. 2, 107)</w:t>
+        <w:t xml:space="preserve">  * WELLINGTON MARQUES SOARES, CPF: 641.336.808-04 (fls. 2, 87, 107, 115, 846)</w:t>
       </w:r>
     </w:p>
     <w:p/>
@@ -91,47 +91,47 @@
     </w:p>
     <w:p>
       <w:r>
-        <w:t xml:space="preserve">  * MARIA ELISA PERRONE DOS REIS, OAB/SP Nº 178.060 (fls. 2, 89)</w:t>
+        <w:t xml:space="preserve">  * DANIEL DE SOUZA, OAB/SP 150.587 (fls. 89)</w:t>
       </w:r>
     </w:p>
     <w:p>
       <w:r>
-        <w:t xml:space="preserve">  * LUIZ FELIPE PERRONE DOS REIS, OAB/SP Nº 253.676 (fls. 87, 89)</w:t>
+        <w:t xml:space="preserve">  * MARIA ELISA PERRONE DOS REIS, OAB/SP 178.060 (fls. 89)</w:t>
       </w:r>
     </w:p>
     <w:p>
       <w:r>
-        <w:t xml:space="preserve">  * PAULO ROBERTO JOAQUIM DOS REIS, OAB/SP nº. 23.134 (requer publicação exclusiva, fls. 89)</w:t>
+        <w:t xml:space="preserve">  * CLICIA DO N. VECCHINI, OAB/SP 304.688 (fls. 89)</w:t>
       </w:r>
     </w:p>
     <w:p>
       <w:r>
-        <w:t xml:space="preserve">  * DANIEL DE SOUZA, OAB/SP Nº 150.587 (fls. 89)</w:t>
+        <w:t xml:space="preserve">  * LARISSA C. FERREIRA MESSIAS, OAB/SP 289.357 (fls. 89)</w:t>
       </w:r>
     </w:p>
     <w:p>
       <w:r>
-        <w:t xml:space="preserve">  * CLICIA DO N. VECCHINI, OAB/SP Nº 304.688 (fls. 89)</w:t>
+        <w:t xml:space="preserve">  * KLEBER FARIA SECATTO, OAB/SP 279.711 (fls. 89)</w:t>
       </w:r>
     </w:p>
     <w:p>
       <w:r>
-        <w:t xml:space="preserve">  * LARISSA C. FERREIRA MESSIAS, OAB/SP Nº 289.357 (fls. 89)</w:t>
+        <w:t xml:space="preserve">  * PAULO ROBERTO JOAQUIM DOS REIS, OAB/SP 23.134 (fls. 89)</w:t>
       </w:r>
     </w:p>
     <w:p>
       <w:r>
-        <w:t xml:space="preserve">  * KLEBER FARIA SECATTO, OAB/SP Nº 279.711 (fls. 89)</w:t>
+        <w:t xml:space="preserve">  * LUIZ FELIPE PERRONE DOS REIS, OAB/SP 253.676 (fls. 89)</w:t>
       </w:r>
     </w:p>
     <w:p>
       <w:r>
-        <w:t xml:space="preserve">  * LUCIANA SCARMATO JORGE, OAB/SP Nº 182.002 (fls. 89)</w:t>
+        <w:t xml:space="preserve">  * LUCIANA SCARMATO JORGE, OAB/SP 182.002 (fls. 89)</w:t>
       </w:r>
     </w:p>
     <w:p>
       <w:r>
-        <w:t xml:space="preserve">  * NEI CALDERON, OAB/SP 114.904 (fls. 841)</w:t>
+        <w:t xml:space="preserve">  * NEI CALDERON, OAB/SP 114.904 (fls. 841, 843, 847)</w:t>
       </w:r>
     </w:p>
     <w:p>
@@ -147,35 +147,35 @@
     </w:p>
     <w:p>
       <w:r>
-        <w:t xml:space="preserve">  * RICARDO SANTOS DE CERQUEIRA, OAB 206836/SP (representa WELLINGTON MARQUES SOARES, fls. 115, 843)</w:t>
+        <w:t xml:space="preserve">  * RICARDO SANTOS DE CERQUEIRA, OAB/SP 206.836 (representando Wellington Marques Soares, petição de fls. 115-117; listado em certidões fls. 843, 847)</w:t>
       </w:r>
     </w:p>
     <w:p>
       <w:r>
-        <w:t xml:space="preserve">  * ADILSON NUNES DE LIRA, OAB 182731/SP (mencionado em lista de publicação, fls. 843)</w:t>
+        <w:t xml:space="preserve">  * Adilson Nunes de Lira, OAB/SP 182731 (listado em certidões fls. 843, 847)</w:t>
       </w:r>
     </w:p>
     <w:p>
       <w:r>
-        <w:t xml:space="preserve">  * SILVIO JOSE RAMOS JACOPETTI, OAB 87375/SP (mencionado em lista de publicação, fls. 843)</w:t>
+        <w:t xml:space="preserve">  * Silvio Jose Ramos Jacopetti, OAB/SP 87375 (listado em certidões fls. 843, 847)</w:t>
       </w:r>
     </w:p>
     <w:p/>
     <w:p>
       <w:r>
-        <w:t>• **Valor da causa**: R$ 896.915,36 (valor executado na inicial, fls. 3)</w:t>
+        <w:t>• **Valor da causa**: R$ 896.915,36 (valor requerido para pagamento na petição inicial, fls. 3)</w:t>
       </w:r>
     </w:p>
     <w:p/>
     <w:p>
       <w:r>
-        <w:t>• **Valor executado/atualizado na inicial**: R$ 896.915,36, corrigido até 31/03/2016 (fls. 2)</w:t>
+        <w:t>• **Valor executado/atualizado na inicial**: R$ 896.915,36 (valor corrigido até 31/03/2016) (fls. 2)</w:t>
       </w:r>
     </w:p>
     <w:p/>
     <w:p>
       <w:r>
-        <w:t>• **Operação financeira que originou a ação**: Cédula de Crédito Bancário (fls. 2)</w:t>
+        <w:t>• **Operação financeira que originou a ação**: Cédula de Crédito Bancário (fls. 2, 17)</w:t>
       </w:r>
     </w:p>
     <w:p/>
@@ -203,13 +203,13 @@
     </w:p>
     <w:p>
       <w:r>
-        <w:t xml:space="preserve">  * Vencimento: 10/03/2020 (antecipado por cláusula contratual, fls. 2)</w:t>
+        <w:t xml:space="preserve">  * Vencimento final: 10/03/2020 (antecipado por cláusula contratual) (fls. 2, 17)</w:t>
       </w:r>
     </w:p>
     <w:p/>
     <w:p>
       <w:r>
-        <w:t>• **Garantias oferecidas na operação**: Aval. (O documento menciona "AVALISTAS - Comparece(m) nesta CEDULA DE CREDITO BANCARIO, na condição de avalista(s), com obrigação sobre a totalidade da dívida", fls. 17)</w:t>
+        <w:t>• **Garantias oferecidas na operação**: Aval (mencionado como "AVALISTAS" na Cédula de Crédito Bancário, fls. 17)</w:t>
       </w:r>
     </w:p>
     <w:p/>
@@ -224,73 +224,77 @@
     <w:p/>
     <w:p>
       <w:r>
-        <w:t>Trata-se de uma Ação de Execução de Título Executivo Extrajudicial movida pelo **BANCO DO BRASIL S/A** (Exequente) em face da empresa **COMERCIAL DE MAQUINAS BATATA LTDA EPP** (Executada principal) e seus coobrigados: **MARLENE MARQUES SOARES**, **MARCOS MARQUES SOARES**, **VANESSA LIANDRA VICALE MARTINS**, **JOSE BATISTA DA CRUZ** e **WELLINGTON MARQUES SOARES** (Executados). Conforme o documento da Cédula de Crédito, as pessoas físicas figuram na condição de **avalistas**, com obrigação sobre a totalidade da dívida.</w:t>
+        <w:t>Trata-se de uma Ação de Execução de Título Executivo Extrajudicial movida pelo **BANCO DO BRASIL S/A** em face da empresa **COMERCIAL DE MAQUINAS BATATA LTDA EPP** e, na condição de devedores solidários e avalistas, de **MARLENE MARQUES SOARES**, **MARCOS MARQUES SOARES**, **VANESSA LIANDRA VICALE MARTINS**, **JOSE BATISTA DA CRUZ** e **WELLINGTON MARQUES SOARES**.</w:t>
       </w:r>
     </w:p>
     <w:p/>
     <w:p>
       <w:r>
-        <w:t>A dívida tem origem na **Cédula de Crédito Bancário nº 497.101.668**, emitida em 04 de maio de 2015 pela COMERCIAL DE MAQUINAS BATATA LTDA em favor do Banco do Brasil S.A. O valor original do título é de **R$ 807.100,65** (oitocentos e sete mil, cem reais e sessenta e cinco centavos). O contrato previa um vencimento final para 10 de março de 2020, contudo, a petição inicial informa que o vencimento foi antecipado devido a uma cláusula contratual, tornando a dívida exigível antes do prazo final. Não há menção no texto sobre aditamentos ou renegociações posteriores.</w:t>
+        <w:t>A dívida tem origem em uma **Cédula de Crédito Bancário (CCB) de número 497.101.668**, emitida em **04 de maio de 2015** pela empresa executada. O valor original do título era de **R$ 807.100,65** (oitocentos e sete mil, cem reais e sessenta e cinco centavos). Conforme consta na petição, o vencimento final da cédula estava previsto para 10 de março de 2020, porém, ocorreu o vencimento antecipado da dívida por força de cláusula contratual, tornando-a líquida, certa e exigível.</w:t>
       </w:r>
     </w:p>
     <w:p/>
     <w:p>
       <w:r>
-        <w:t>O valor total executado na petição inicial é de **R$ 896.915,36** (oitocentos e noventa e seis mil, novecentos e quinze reais e trinta e seis centavos), com o cálculo atualizado até a data de **31 de março de 2016**. A petição menciona que sobre este valor devem incidir acréscimos de correção monetária, juros, custas processuais e honorários advocatícios. A planilha de cálculo que acompanha a Cédula prevê a inclusão de encargos financeiros, encargos de inadimplemento, multas e demais obrigações contratuais.</w:t>
+        <w:t>O valor total executado na petição inicial é de **R$ 896.915,36 (oitocentos e noventa e seis mil, novecentos e quinze reais e trinta e seis centavos)**, atualizado até a data de **31 de março de 2016**. O exequente solicita que sobre este montante sejam acrescidos correção monetária, juros, custas processuais e honorários advocatícios, estes últimos arbitrados inicialmente em 10% sobre o valor do débito.</w:t>
       </w:r>
     </w:p>
     <w:p/>
     <w:p>
       <w:r>
-        <w:t>A garantia expressamente invocada na execução é o **Aval**. Os executados pessoas físicas compareceram no título de crédito na condição de avalistas, assumindo a responsabilidade solidária pela totalidade da dívida contraída pela pessoa jurídica COMERCIAL DE MAQUINAS BATATA LTDA EPP. Não há menção a outras garantias reais, como penhor ou hipoteca, vinculadas a esta operação específica.</w:t>
+        <w:t>A garantia que fundamenta a inclusão dos demais executados no polo passivo é o **Aval**. A Cédula de Crédito Bancário menciona expressamente que as pessoas físicas qualificadas no preâmbulo do contrato comparecem na condição de avalistas, com obrigação solidária sobre a totalidade da dívida.</w:t>
       </w:r>
     </w:p>
     <w:p/>
     <w:p>
       <w:r>
-        <w:t>Com base no inadimplemento, o exequente formulou os seguintes pedidos na petição inicial:</w:t>
+        <w:t>Os pedidos formulados na petição inicial são os seguintes:</w:t>
+      </w:r>
+    </w:p>
+    <w:p>
+      <w:r>
+        <w:t>*   A citação dos executados para que, no prazo de 3 (três) dias, efetuem o pagamento do débito de R$ 896.915,36, acrescido dos encargos legais e contratuais, custas e honorários advocatícios.</w:t>
+      </w:r>
+    </w:p>
+    <w:p>
+      <w:r>
+        <w:t>*   A fixação de honorários advocatícios em 10% sobre o valor da causa.</w:t>
+      </w:r>
+    </w:p>
+    <w:p>
+      <w:r>
+        <w:t>*   Caso não ocorra o pagamento no prazo legal, a expedição de mandado de penhora e avaliação de tantos bens quantos bastem para a satisfação integral do crédito.</w:t>
+      </w:r>
+    </w:p>
+    <w:p>
+      <w:r>
+        <w:t>*   A expedição de certidão comprobatória do ajuizamento da execução, nos termos do art. 828 do CPC, para fins de averbação em registros de imóveis, veículos e outros bens.</w:t>
+      </w:r>
+    </w:p>
+    <w:p>
+      <w:r>
+        <w:t>*   Caso não haja o pagamento, a realização de penhora online de ativos financeiros em nome dos executados, por meio do sistema **Bacen-Jud** (atual Sisbajud).</w:t>
+      </w:r>
+    </w:p>
+    <w:p>
+      <w:r>
+        <w:t>*   A intimação dos executados para que indiquem bens passíveis de penhora, sob pena de aplicação da multa por ato atentatório à dignidade da justiça.</w:t>
+      </w:r>
+    </w:p>
+    <w:p>
+      <w:r>
+        <w:t>*   A concessão das prerrogativas dos artigos 212 e 782 do CPC ao Oficial de Justiça para o cumprimento das diligências.</w:t>
+      </w:r>
+    </w:p>
+    <w:p>
+      <w:r>
+        <w:t>*   A condenação dos executados ao pagamento integral das custas, despesas processuais e honorários advocatícios.</w:t>
       </w:r>
     </w:p>
     <w:p/>
     <w:p>
       <w:r>
-        <w:t>*   A citação dos executados, por correio, para que efetuem o pagamento do débito de R$ 896.915,36 no prazo de 3 (três) dias, acrescido dos encargos legais e contratuais.</w:t>
-      </w:r>
-    </w:p>
-    <w:p>
-      <w:r>
-        <w:t>*   A fixação de honorários advocatícios em 10% sobre o valor do débito.</w:t>
-      </w:r>
-    </w:p>
-    <w:p>
-      <w:r>
-        <w:t>*   Caso não ocorra o pagamento no prazo, a penhora de bens dos executados em quantidade suficiente para satisfazer a integralidade da dívida.</w:t>
-      </w:r>
-    </w:p>
-    <w:p>
-      <w:r>
-        <w:t>*   A intimação dos executados, caso não sejam localizados bens, para que indiquem bens passíveis de penhora, sob pena de ato atentatório à dignidade da justiça.</w:t>
-      </w:r>
-    </w:p>
-    <w:p>
-      <w:r>
-        <w:t>*   A expedição de certidão comprobatória do ajuizamento da execução, nos termos do art. 828 do CPC, para averbação em registros de imóveis, veículos e outros bens.</w:t>
-      </w:r>
-    </w:p>
-    <w:p>
-      <w:r>
-        <w:t>*   Caso não haja pagamento, a realização de penhora online de ativos financeiros por meio do sistema BACEN-JUD (atual SISBAJUD).</w:t>
-      </w:r>
-    </w:p>
-    <w:p>
-      <w:r>
-        <w:t>*   A condenação dos executados ao pagamento das custas e despesas processuais.</w:t>
-      </w:r>
-    </w:p>
-    <w:p/>
-    <w:p>
-      <w:r>
-        <w:t>Com base exclusivamente nos trechos fornecidos, segue a análise das buscas de bens e garantias:</w:t>
+        <w:t>Com base exclusivamente no texto fornecido, segue a análise das buscas de bens e garantias.</w:t>
       </w:r>
     </w:p>
     <w:p/>
@@ -316,12 +320,12 @@
     </w:p>
     <w:p>
       <w:r>
-        <w:t xml:space="preserve">    *   **Pedido:** Em 15/05/2017, o exequente requereu a utilização do sistema RENAJUD para buscar veículos em nome dos executados. O pedido visava o arresto de bens dos executados ainda não citados (fls. 87) e a penhora de bens do executado já citado, com a inserção de gravames de restrição para transferência, licenciamento e circulação (fls. 88).</w:t>
+        <w:t xml:space="preserve">    *   **Pedido:** Em 15/05/2017, o exequente solicitou a realização de pesquisa via sistema RENAJUD em nome dos executados não citados e do executado já citado, visando a inserção de gravames de restrição (transferência, licenciamento e circulação) sobre eventuais veículos encontrados (fls. 87 e 88).</w:t>
       </w:r>
     </w:p>
     <w:p>
       <w:r>
-        <w:t xml:space="preserve">    *   **Decisão e Resultado:** Não há informação nos trechos analisados sobre a decisão judicial acerca deste pedido nem sobre a efetiva realização da pesquisa ou seus resultados.</w:t>
+        <w:t xml:space="preserve">    *   **Decisão e Realização:** Não há informação nos trechos analisados sobre a decisão judicial acerca do pedido ou sobre a efetiva realização e resultado da pesquisa.</w:t>
       </w:r>
     </w:p>
     <w:p/>
@@ -332,42 +336,42 @@
     </w:p>
     <w:p>
       <w:r>
-        <w:t xml:space="preserve">    *   **Pedido:** Em 15/05/2017, o exequente requereu a realização de arresto online via BACENJUD contra os executados não citados (fls. 87) e de penhora online contra o executado já citado (fls. 88).</w:t>
+        <w:t xml:space="preserve">    *   **Pedido:** Em 15/05/2017, o exequente solicitou a realização de `ARRESTO ON-LINE` via BACENJUD contra os executados não citados e de `PENHORA ON-LINE` contra o executado já citado, até o limite do débito (fls. 87 e 88).</w:t>
       </w:r>
     </w:p>
     <w:p>
       <w:r>
-        <w:t xml:space="preserve">    *   **Decisão:** Embora não haja um despacho específico de deferimento nos trechos, a efetivação da medida (conforme detalhado abaixo) indica que o pedido foi deferido pelo juízo.</w:t>
+        <w:t xml:space="preserve">    *   **Decisão:** A decisão foi deferida, conforme demonstra a ordem de bloqueio emitida.</w:t>
       </w:r>
     </w:p>
     <w:p>
       <w:r>
-        <w:t xml:space="preserve">    *   **Realização e Resultado:** Em 20/06/2017, foi protocolada ordem de bloqueio de valores no sistema BacenJud 2.0 (protocolo nº 20170003001724), no valor de R$ 896.915,36. A consulta, datada de 22/06/2017, apresentou os seguintes resultados (fls. 141-144):</w:t>
+        <w:t xml:space="preserve">    *   **Realização e Resultado:** Sim, a ordem foi cumprida em 20/06/2017 e 21/06/2017, com o protocolo nº 20170003001724, buscando o valor de R$ 896.915,36 (fls. 141-144). Os resultados foram os seguintes:</w:t>
       </w:r>
     </w:p>
     <w:p>
       <w:r>
-        <w:t xml:space="preserve">        *   **VANESSA LIANDRA VICALE MARTINS:** Bloqueio parcial de **R$ 4.396,41** (sendo R$ 3.144,54 no Itaú Unibanco e R$ 1.251,87 no Santander) (fls. 141).</w:t>
+        <w:t xml:space="preserve">        *   **VANESSA LIANDRA VICALE MARTINS:** Bloqueio parcial totalizando **R$ 4.396,41** (R$ 3.144,54 no Itaú Unibanco e R$ 1.251,87 no Santander) (fls. 141).</w:t>
       </w:r>
     </w:p>
     <w:p>
       <w:r>
-        <w:t xml:space="preserve">        *   **MARCOS MARQUES SOARES:** Bloqueio parcial de **R$ 214,28** (sendo R$ 195,90 no Itaú Unibanco e R$ 18,38 no Bradesco) (fls. 142).</w:t>
+        <w:t xml:space="preserve">        *   **MARCOS MARQUES SOARES:** Bloqueio parcial totalizando **R$ 214,28** (R$ 195,90 no Itaú Unibanco e R$ 18,38 no Bradesco) (fls. 142).</w:t>
       </w:r>
     </w:p>
     <w:p>
       <w:r>
-        <w:t xml:space="preserve">        *   **WELLINGTON MARQUES SOARES:** Bloqueio parcial de **R$ 4.529,31** (no Itaú Unibanco) (fls. 144). Posteriormente, o executado confirmou o bloqueio em sua petição (fls. 152).</w:t>
+        <w:t xml:space="preserve">        *   **JOSE BATISTA DA CRUZ:** Resultado negativo, sem saldo positivo (R$ 0,00) (fls. 143).</w:t>
       </w:r>
     </w:p>
     <w:p>
       <w:r>
-        <w:t xml:space="preserve">        *   **JOSE BATISTA DA CRUZ:** Resultado negativo (sem saldo positivo) (fls. 143).</w:t>
+        <w:t xml:space="preserve">        *   **MARLENE MARQUES SOARES:** Resultado negativo, sem saldo positivo ou não sendo cliente das instituições consultadas (R$ 0,00) (fls. 143).</w:t>
       </w:r>
     </w:p>
     <w:p>
       <w:r>
-        <w:t xml:space="preserve">        *   **MARLENE MARQUES SOARES:** Resultado negativo (sem saldo positivo) (fls. 143).</w:t>
+        <w:t xml:space="preserve">        *   **WELLINGTON MARQUES SOARES:** Bloqueio parcial no valor de **R$ 4.529,31** (Itaú Unibanco) (fls. 144). Este bloqueio foi confirmado pelo próprio executado em petição posterior (fls. 152).</w:t>
       </w:r>
     </w:p>
     <w:p/>
@@ -378,12 +382,12 @@
     </w:p>
     <w:p>
       <w:r>
-        <w:t xml:space="preserve">    *   **Pedido:** Em 15/05/2017, o exequente requereu a consulta ao sistema INFOJUD para obter cópia da última declaração de imposto de renda dos executados, a fim de localizar bens passíveis de arresto e penhora (fls. 87-88).</w:t>
+        <w:t xml:space="preserve">    *   **Pedido:** Em 15/05/2017, o exequente solicitou a consulta ao sistema INFOJUD para obter a última declaração de imposto de renda dos executados, a fim de localizar bens passíveis de arresto/penhora (fls. 87 e 88).</w:t>
       </w:r>
     </w:p>
     <w:p>
       <w:r>
-        <w:t xml:space="preserve">    *   **Decisão e Resultado:** Não há informação nos trechos analisados sobre a decisão judicial acerca deste pedido nem sobre a efetiva realização da pesquisa ou seus resultados.</w:t>
+        <w:t xml:space="preserve">    *   **Decisão e Realização:** Não há informação nos trechos analisados sobre a decisão judicial acerca do pedido ou sobre a efetiva realização e resultado da pesquisa.</w:t>
       </w:r>
     </w:p>
     <w:p/>
@@ -400,12 +404,12 @@
     <w:p/>
     <w:p>
       <w:r>
-        <w:t>*   **Outros**</w:t>
+        <w:t>*   **Outros (pesquisas em cartórios, CCS, SIEL, etc.)**</w:t>
       </w:r>
     </w:p>
     <w:p>
       <w:r>
-        <w:t xml:space="preserve">    *   Na petição inicial, o exequente requereu a expedição de certidão comprobatória do ajuizamento da execução, nos termos do artigo 828 do CPC, para fins de averbação em registro de imóveis, veículos e outros bens sujeitos à penhora ou arresto (fls. 3). Não há informação nos trechos sobre o deferimento ou a efetiva expedição da certidão.</w:t>
+        <w:t xml:space="preserve">    *   Não há informação nos trechos analisados sobre utilização de outros sistemas como pesquisas em cartórios, CCS ou SIEL.</w:t>
       </w:r>
     </w:p>
     <w:p/>
@@ -417,30 +421,43 @@
     <w:p/>
     <w:p>
       <w:r>
-        <w:t>*   **Arresto / Penhora Online (Bloqueio de Valores)**</w:t>
+        <w:t>*   **Arrestos, sequestros, indisponibilidades (Bloqueio de ativos financeiros):**</w:t>
       </w:r>
     </w:p>
     <w:p>
       <w:r>
-        <w:t xml:space="preserve">    *   Em 20/06/2017, foi efetivado bloqueio de valores em contas dos executados via sistema BacenJud, totalizando **R$ 9.140,00**, conforme detalhado no item "SISBAJUD/BACENJUD" acima (fls. 141-144). A constrição é mencionada como "arresto online" no pedido (fls. 87) e como "penhora" ou "bloqueio" no resultado e nas manifestações subsequentes (fls. 141-144, 152-153).</w:t>
+        <w:t xml:space="preserve">    *   Em 20 e 21 de junho de 2017, foram efetivados bloqueios de valores via sistema BACENJUD, que totalizaram **R$ 9.140,00**, distribuídos entre os seguintes executados (fls. 141-144):</w:t>
+      </w:r>
+    </w:p>
+    <w:p>
+      <w:r>
+        <w:t xml:space="preserve">        *   VANESSA LIANDRA VICALE MARTINS: R$ 4.396,41.</w:t>
+      </w:r>
+    </w:p>
+    <w:p>
+      <w:r>
+        <w:t xml:space="preserve">        *   MARCOS MARQUES SOARES: R$ 214,28.</w:t>
+      </w:r>
+    </w:p>
+    <w:p>
+      <w:r>
+        <w:t xml:space="preserve">        *   WELLINGTON MARQUES SOARES: R$ 4.529,31.</w:t>
+      </w:r>
+    </w:p>
+    <w:p>
+      <w:r>
+        <w:t>*   **Penhora de bens móveis:** Não há informação nos trechos analisados sobre a penhora de bens móveis.</w:t>
+      </w:r>
+    </w:p>
+    <w:p>
+      <w:r>
+        <w:t>*   **Penhora de imóveis:** Não há informação nos trechos analisados sobre a penhora de imóveis.</w:t>
       </w:r>
     </w:p>
     <w:p/>
     <w:p>
       <w:r>
-        <w:t>*   Não há informação nos trechos analisados sobre penhora de bens móveis, penhora de imóveis, sequestros, indisponibilidades, registro de penhora em matrícula de imóvel ou outras medidas cautelares sobre bens que tenham sido efetivadas.</w:t>
-      </w:r>
-    </w:p>
-    <w:p/>
-    <w:p>
-      <w:r>
-        <w:t>Com certeza. Como assistente jurídico especialista em execução, realizei a mineração detalhada dos valores e planilhas presentes no texto fornecido.</w:t>
-      </w:r>
-    </w:p>
-    <w:p/>
-    <w:p>
-      <w:r>
-        <w:t>Abaixo está a análise completa.</w:t>
+        <w:t>Com base na análise do texto fornecido, segue a mineração dos dados financeiros conforme solicitado.</w:t>
       </w:r>
     </w:p>
     <w:p/>
@@ -460,7 +477,7 @@
     </w:p>
     <w:p>
       <w:r>
-        <w:t>- **R$ 807.100,65:** Valor de emissão da **Cédula de Crédito Bancário Nº 497.101.668**, emitida em **04/05/2015** (conforme fls. 2 e 17).</w:t>
+        <w:t>*   **R$ 807.100,65**: Valor da Cédula de Crédito Bancário nº 497.101.668, com data de emissão em **04/05/2015** (conforme fls. 2 e fls. 17).</w:t>
       </w:r>
     </w:p>
     <w:p/>
@@ -471,7 +488,7 @@
     </w:p>
     <w:p>
       <w:r>
-        <w:t>- **R$ 896.915,36:** Valor do débito executado na petição inicial, atualizado até **31/03/2016**, conforme "demonstrativo anexo" (mencionado em fls. 2).</w:t>
+        <w:t>*   **R$ 896.915,36**: Valor do débito executado, atualizado até **31/03/2016**, conforme demonstrativo de débito que instruiu a petição inicial (mencionado em fls. 2).</w:t>
       </w:r>
     </w:p>
     <w:p/>
@@ -482,22 +499,22 @@
     </w:p>
     <w:p>
       <w:r>
-        <w:t>- **Planilha de 2016:**</w:t>
+        <w:t>*   **Planilha de 2016 (Inicial):**</w:t>
       </w:r>
     </w:p>
     <w:p>
       <w:r>
-        <w:t xml:space="preserve">  - **Data de referência da atualização:** 31/03/2016</w:t>
+        <w:t xml:space="preserve">    *   **Data de referência da atualização:** 31/03/2016</w:t>
       </w:r>
     </w:p>
     <w:p>
       <w:r>
-        <w:t xml:space="preserve">  - **Valor total atualizado:** R$ 896.915,36</w:t>
+        <w:t xml:space="preserve">    *   **Valor total atualizado:** R$ 896.915,36</w:t>
       </w:r>
     </w:p>
     <w:p>
       <w:r>
-        <w:t xml:space="preserve">  - **Referência:** Demonstrativo de débito que instruiu a petição inicial (conforme fls. 2).</w:t>
+        <w:t xml:space="preserve">    *   **Referência de folha/página:** Demonstrativo anexo à petição inicial (mencionado em fls. 2).</w:t>
       </w:r>
     </w:p>
     <w:p/>
@@ -514,12 +531,6 @@
     </w:p>
     <w:p>
       <w:r>
-        <w:t>Apenas uma planilha foi localizada nos autos, correspondente ao valor inicial da execução.</w:t>
-      </w:r>
-    </w:p>
-    <w:p/>
-    <w:p>
-      <w:r>
         <w:t>| Data de Referência | Valor Atualizado | Observação |</w:t>
       </w:r>
     </w:p>
@@ -530,7 +541,7 @@
     </w:p>
     <w:p>
       <w:r>
-        <w:t>| 31/03/2016         | R$ 896.915,36   | Planilha que instruiu a petição inicial. |</w:t>
+        <w:t>| 31/03/2016         | R$ 896.915,36   | Planilha da petição inicial |</w:t>
       </w:r>
     </w:p>
     <w:p/>
@@ -541,91 +552,91 @@
     </w:p>
     <w:p>
       <w:r>
-        <w:t>Foram localizados os seguintes bloqueios efetivos, conforme relatório do BacenJud (fls. 141 a 144):</w:t>
+        <w:t>Foram localizados os seguintes bloqueios efetivos, realizados entre 20/06/2017 e 21/06/2017, conforme detalhamento do BACENJUD (fls. 141-144):</w:t>
       </w:r>
     </w:p>
     <w:p/>
     <w:p>
       <w:r>
-        <w:t>- **Executado: WELLINGTON MARQUES SOARES**</w:t>
+        <w:t>*   **Titular: WELLINGTON MARQUES SOARES**</w:t>
       </w:r>
     </w:p>
     <w:p>
       <w:r>
-        <w:t xml:space="preserve">  - **Data do bloqueio:** 21/06/2017</w:t>
+        <w:t xml:space="preserve">    *   **Data do bloqueio:** 20/06/2017 (data informada na petição de fls. 152).</w:t>
       </w:r>
     </w:p>
     <w:p>
       <w:r>
-        <w:t xml:space="preserve">  - **Valor bloqueado:** R$ 4.529,31</w:t>
+        <w:t xml:space="preserve">    *   **Valor bloqueado:** R$ 4.529,31.</w:t>
       </w:r>
     </w:p>
     <w:p>
       <w:r>
-        <w:t xml:space="preserve">  - **Conta/Titular:** Conta no Itaú Unibanco S.A.</w:t>
+        <w:t xml:space="preserve">    *   **Conta/Titular:** Conta corrente no Banco Itaú (Agência 0072, C/C 05730-0), conforme fls. 153.</w:t>
       </w:r>
     </w:p>
     <w:p>
       <w:r>
-        <w:t xml:space="preserve">  - **Desfecho:** Houve pedido de desbloqueio pelo executado em 18/07/2017, sob a alegação de se tratar de verba de aposentadoria (fls. 152).</w:t>
+        <w:t xml:space="preserve">    *   **Desfecho:** O executado peticionou (fls. 152) solicitando o desbloqueio, alegando que os valores são impenhoráveis por se tratarem de proventos de aposentadoria.</w:t>
       </w:r>
     </w:p>
     <w:p/>
     <w:p>
       <w:r>
-        <w:t>- **Executada: VANESSA LIANDRA VICALE MARTINS**</w:t>
+        <w:t>*   **Titular: VANESSA LIANDRA VICALE MARTINS**</w:t>
       </w:r>
     </w:p>
     <w:p>
       <w:r>
-        <w:t xml:space="preserve">  - **Data do bloqueio:** 21/06/2017</w:t>
+        <w:t xml:space="preserve">    *   **Data do bloqueio:** 21/06/2017.</w:t>
       </w:r>
     </w:p>
     <w:p>
       <w:r>
-        <w:t xml:space="preserve">  - **Valor bloqueado:** R$ 4.396,41 (sendo R$ 3.144,54 no Itaú e R$ 1.251,87 no Santander)</w:t>
+        <w:t xml:space="preserve">    *   **Valor bloqueado:** R$ 4.396,41 (soma de R$ 3.144,54 do Itaú Unibanco e R$ 1.251,87 do Santander).</w:t>
       </w:r>
     </w:p>
     <w:p>
       <w:r>
-        <w:t xml:space="preserve">  - **Conta/Titular:** Contas no Itaú Unibanco S.A. e Bco Santander.</w:t>
+        <w:t xml:space="preserve">    *   **Conta/Titular:** Contas em nome da executada no Itaú Unibanco e Banco Santander (fls. 141).</w:t>
       </w:r>
     </w:p>
     <w:p>
       <w:r>
-        <w:t xml:space="preserve">  - **Desfecho:** Não há informação sobre o desfecho dos valores. Posteriormente, a executada foi excluída da lide por falsidade de assinatura.</w:t>
+        <w:t xml:space="preserve">    *   **Desfecho:** Não informado nos trechos.</w:t>
       </w:r>
     </w:p>
     <w:p/>
     <w:p>
       <w:r>
-        <w:t>- **Executado: MARCOS MARQUES SOARES**</w:t>
+        <w:t>*   **Titular: MARCOS MARQUES SOARES**</w:t>
       </w:r>
     </w:p>
     <w:p>
       <w:r>
-        <w:t xml:space="preserve">  - **Data do bloqueio:** 20/06/2017 e 21/06/2017</w:t>
+        <w:t xml:space="preserve">    *   **Data do bloqueio:** 20/06/2017 e 21/06/2017.</w:t>
       </w:r>
     </w:p>
     <w:p>
       <w:r>
-        <w:t xml:space="preserve">  - **Valor bloqueado:** R$ 214,28 (sendo R$ 195,90 no Itaú e R$ 18,38 no Bradesco)</w:t>
+        <w:t xml:space="preserve">    *   **Valor bloqueado:** R$ 214,28 (soma de R$ 195,90 do Itaú Unibanco e R$ 18,38 do Bradesco).</w:t>
       </w:r>
     </w:p>
     <w:p>
       <w:r>
-        <w:t xml:space="preserve">  - **Conta/Titular:** Contas no Itaú Unibanco S.A. e Bco Bradesco.</w:t>
+        <w:t xml:space="preserve">    *   **Conta/Titular:** Contas em nome do executado no Itaú Unibanco e Banco Bradesco (fls. 142).</w:t>
       </w:r>
     </w:p>
     <w:p>
       <w:r>
-        <w:t xml:space="preserve">  - **Desfecho:** Não há informação sobre o desfecho nos trechos analisados.</w:t>
+        <w:t xml:space="preserve">    *   **Desfecho:** Não informado nos trechos.</w:t>
       </w:r>
     </w:p>
     <w:p/>
     <w:p>
       <w:r>
-        <w:t>Com certeza. Como seu assistente jurídico especialista em Execução, preparei a linha do tempo detalhada com base nos documentos fornecidos.</w:t>
+        <w:t>Com certeza. Como seu assistente jurídico especialista em Execução, preparei a linha do tempo detalhada com base nos atos processuais extraídos do documento.</w:t>
       </w:r>
     </w:p>
     <w:p/>
@@ -640,77 +651,87 @@
     <w:p/>
     <w:p>
       <w:r>
-        <w:t>*   **24/05/2016:** Distribuição da Ação de Execução de Título Extrajudicial pelo Banco do Brasil S/A em face de Comercial de Máquinas Batata Ltda EPP e outros, com base na Cédula de Crédito Bancário nº 497.101.668. Valor da causa: R$ 896.915,36 (fls. 1-3).</w:t>
+        <w:t>*   **24/05/2016:** Distribuição da Ação de Execução de Título Extrajudicial pelo Banco do Brasil S/A em face de Comercial de Maquinas Batata Ltda EPP e outros, com base na Cédula de Crédito Bancário nº 497.101.668. Valor da causa: R$ 896.915,36 (fls. 1-3).</w:t>
+      </w:r>
+    </w:p>
+    <w:p/>
+    <w:p>
+      <w:r>
+        <w:t>*   **15/05/2017:** Petição do Exequente (Banco do Brasil) informando que os executados Marlene Marques Soares, Vanessa Liandra Vicale Martins, Jose Batista da Cruz e Wellington Marques Soares ainda não foram citados. Informa também a citação do executado Marcos Marques Soares. Requer arresto online (BACENJUD) para os não citados e penhora online (BACENJUD, RENAJUD, INFOJUD) para o citado (fls. 87-89).</w:t>
+      </w:r>
+    </w:p>
+    <w:p/>
+    <w:p>
+      <w:r>
+        <w:t>*   **20/06/2017:** Juntada de detalhamento da ordem de bloqueio via sistema BACENJUD (Protocolo 20170003001724), com os seguintes resultados parciais (fls. 104-107, 141-144):</w:t>
       </w:r>
     </w:p>
     <w:p>
       <w:r>
-        <w:t>*   **15/05/2017:** Exequente peticiona informando a citação do executado Marcos Marques Soares e a não citação dos demais executados (Marlene Marques Soares, Vanessa Liandra Vicale Martins, Jose Batista da Cruz, Wellington Marques Soares). Requer a realização de arresto online via BACENJUD para os não citados e penhora online para o citado, além de pesquisas via RENAJUD e INFOJUD (fls. 87-89).</w:t>
+        <w:t xml:space="preserve">    *   **Vanessa Liandra Vicale Martins:** Bloqueio de R$ 4.396,41.</w:t>
       </w:r>
     </w:p>
     <w:p>
       <w:r>
-        <w:t>*   **20/06/2017:** Realizada ordem de bloqueio/arresto de valores via sistema BACENJUD no valor total da execução (fls. 104).</w:t>
+        <w:t xml:space="preserve">    *   **Marcos Marques Soares:** Bloqueio de R$ 214,28.</w:t>
       </w:r>
     </w:p>
     <w:p>
       <w:r>
-        <w:t>*   **22/06/2017:** Juntado aos autos o detalhamento do resultado do BACENJUD, indicando bloqueio parcial de valores de alguns executados (fls. 104-108):</w:t>
+        <w:t xml:space="preserve">    *   **Wellington Marques Soares:** Bloqueio de R$ 4.529,31.</w:t>
       </w:r>
     </w:p>
     <w:p>
       <w:r>
-        <w:t xml:space="preserve">    *   Vanessa Liandra Vicale Martins: R$ 4.396,41 bloqueados.</w:t>
+        <w:t xml:space="preserve">    *   **Jose Batista da Cruz e Marlene Marques Soares:** Resultado negativo (sem saldo).</w:t>
       </w:r>
     </w:p>
+    <w:p/>
     <w:p>
       <w:r>
-        <w:t xml:space="preserve">    *   Marcos Marques Soares: R$ 214,28 bloqueados.</w:t>
+        <w:t>*   **18/07/2017:** Petição do executado Wellington Marques Soares, dando-se por citado e arguindo a impenhorabilidade do valor bloqueado (R$ 4.529,31), alegando se tratar de proventos de aposentadoria (Art. 833, IV, CPC). Requer o desbloqueio imediato (fls. 115-117, 152).</w:t>
       </w:r>
     </w:p>
+    <w:p/>
     <w:p>
       <w:r>
-        <w:t xml:space="preserve">    *   Wellington Marques Soares: R$ 4.529,31 bloqueados.</w:t>
+        <w:t>*   **16/01/2025:** Decisão de mérito em incidente de falsidade, declarando falsa a assinatura da executada Vanessa Liandra Vicale Martins no título executivo. A execução é julgada parcialmente extinta em relação a ela, determinando sua exclusão do polo passivo e fixando honorários em favor de seu patrono (fls. 837).</w:t>
       </w:r>
     </w:p>
+    <w:p/>
     <w:p>
       <w:r>
-        <w:t xml:space="preserve">    *   José Batista da Cruz e Marlene Marques Soares: R$ 0,00 bloqueados.</w:t>
+        <w:t>*   **21/01/2025:** Oposição de Embargos de Declaração pelo Exequente contra a decisão de fls. 837, alegando erro material e de procedimento, sustentando que a arguição de falsidade deveria ter sido processada em autos de Embargos à Execução (fls. 838-841).</w:t>
       </w:r>
     </w:p>
+    <w:p/>
     <w:p>
       <w:r>
-        <w:t>*   **18/07/2017:** O co-executado Wellington Marques Soares peticiona, dando-se por citado nos autos. Alega a impenhorabilidade do valor bloqueado (R$ 4.529,31), afirmando se tratar de proventos de aposentadoria, e requer a imediata liberação da quantia (fls. 152-153).</w:t>
+        <w:t>*   **22/01/2025:** Decisão que conhece, mas não acolhe os Embargos de Declaração opostos pelo Exequente, mantendo integralmente a decisão anterior que excluiu a executada Vanessa (fls. 842).</w:t>
       </w:r>
     </w:p>
-    <w:p>
-      <w:r>
-        <w:t>*   **16/01/2025:** Proferida decisão de mérito em incidente de falsidade, declarando falsa a assinatura da executada Vanessa Liandra Vicale Martins no título executivo. A decisão julga parcialmente extinto o processo em relação a ela, excluindo-a do polo passivo da execução e fixando honorários advocatícios (fls. 837).</w:t>
-      </w:r>
-    </w:p>
-    <w:p>
-      <w:r>
-        <w:t>*   **21/01/2025:** O exequente (Banco do Brasil) opõe Embargos de Declaração contra a decisão de fls. 837, alegando erro material e de procedimento no julgamento do incidente de falsidade nos próprios autos da execução (fls. 838-841).</w:t>
-      </w:r>
-    </w:p>
-    <w:p>
-      <w:r>
-        <w:t>*   **22/01/2025:** Proferida decisão que conhece dos Embargos de Declaração, mas nega-lhes provimento, mantendo integralmente a decisão que excluiu a co-executada Vanessa (fls. 842).</w:t>
-      </w:r>
-    </w:p>
+    <w:p/>
     <w:p>
       <w:r>
         <w:t>*   **27/01/2025:** Data considerada como de publicação da decisão que rejeitou os Embargos de Declaração (fls. 844).</w:t>
       </w:r>
     </w:p>
+    <w:p/>
     <w:p>
       <w:r>
-        <w:t>*   **28/03/2025:** Certificado o decurso de prazo sem manifestação das partes quanto à decisão que excluiu a co-executada Vanessa (fls. 845).</w:t>
+        <w:t>*   **28/03/2025:** Certidão de decurso de prazo sem manifestação das partes sobre a decisão que rejeitou os embargos, tornando-a preclusa (fls. 845).</w:t>
       </w:r>
     </w:p>
+    <w:p/>
     <w:p>
       <w:r>
-        <w:t>*   **31/03/2025:** Proferido despacho intimando a parte exequente a se manifestar em termos de prosseguimento, no prazo de 15 dias, sob pena de arquivamento provisório do feito (fls. 846).</w:t>
+        <w:t>*   **31/03/2025:** Despacho intimando a parte exequente para se manifestar em termos de prosseguimento da execução, no prazo de 15 dias, sob pena de arquivamento provisório do feito (fls. 846).</w:t>
+      </w:r>
+    </w:p>
+    <w:p/>
+    <w:p>
+      <w:r>
+        <w:t>*   **03/04/2025:** Data considerada como de publicação do despacho que intimou o exequente a dar prosseguimento ao feito (fls. 848).</w:t>
       </w:r>
     </w:p>
     <w:p/>
@@ -725,7 +746,7 @@
     <w:p/>
     <w:p>
       <w:r>
-        <w:t>• **Exequente:** BANCO DO BRASIL S/A, com sede no setor Bancário Sul, Quadra 04, Bloco C, lote 32, Edifício Sede III, em Brasília/DF, inscrito no CNPJ/MF sob nº 00.000.000/0001-91, endereço eletrônico: cenopserv.oficios@bb.com.br.</w:t>
+        <w:t>• **Exequente:** BANCO DO BRASIL S/A, com sede no setor Bancário Sul, Quadra 04, Bloco C, lote 32, Edifício Sede III, em Brasília/DF, inscrito no CNPJ/MF sob nº 00.000.000/0001-91.</w:t>
       </w:r>
     </w:p>
     <w:p/>
@@ -742,56 +763,56 @@
     </w:p>
     <w:p>
       <w:r>
-        <w:t xml:space="preserve">  - COMERCIAL DE MAQUINAS BATATA LTDA EPP, CNPJ: 03.673.158/0001-10, com sede na Rua Piratininga, N/ 680, Bras, São Paulo-SP, CEP: 03042000.  </w:t>
+        <w:t xml:space="preserve">  - COMERCIAL DE MAQUINAS BATATA LTDA EPP, CNPJ: 03.673.158/0001-10, com sede na Rua Piratininga, Nº 680, Bras, São Paulo-SP, CEP: 03042000.  </w:t>
       </w:r>
     </w:p>
     <w:p>
       <w:r>
-        <w:t xml:space="preserve">  - MARLENE MARQUES SOARES, CPF: 300.032.688-02, residente na Rua Ocarina, N° 100, Vila Guarani, São Paulo-SP, CEP: 04317250.  </w:t>
+        <w:t xml:space="preserve">  - MARLENE MARQUES SOARES, CPF: 300.032.688-02, residente na Rua Ocarina, Nº 100, Vila Guarani, São Paulo-SP, CEP: 04317250.  </w:t>
       </w:r>
     </w:p>
     <w:p>
       <w:r>
-        <w:t xml:space="preserve">  - MARCOS MARQUES SOARES, CPF: 169.014.338-08, residente na Rua Antonio De Lucena, N° 22 Ap 161, Chacara California, São Paulo-SP, CEP: 03407050.  </w:t>
+        <w:t xml:space="preserve">  - MARCOS MARQUES SOARES, CPF: 169.014.338-08, residente na Rua Antonio De Lucena, Nº 22 Ap 161, Chacara California, São Paulo-SP, CEP: 03407050.  </w:t>
       </w:r>
     </w:p>
     <w:p>
       <w:r>
-        <w:t xml:space="preserve">  - VANESSA LIANDRA VICALE MARTINS, CPF: 165.811.858-84, residente na Rua Conde De Porto Alegre, N° 1108, Campo Belo, São Paulo-SP, CEP: 04608002.  </w:t>
+        <w:t xml:space="preserve">  - VANESSA LIANDRA VICALE MARTINS, CPF: 165.811.858-84, residente na Rua Conde De Porto Alegre, Nº 1108, Campo Belo, São Paulo-SP, CEP: 04608002 (excluída do polo passivo por decisão que declarou sua assinatura falsa).  </w:t>
       </w:r>
     </w:p>
     <w:p>
       <w:r>
-        <w:t xml:space="preserve">  - JOSE BATISTA DA CRUZ, CPF: 223.035.728-00, residente na Rua Pajeu, N° 154, Taboão, Diadema-SP, CEP: 09932170.  </w:t>
+        <w:t xml:space="preserve">  - JOSE BATISTA DA CRUZ, CPF: 223.035.728-00, residente na Rua Pajeu, Nº 154, Taboão, Diadema-SP, CEP: 09932170.  </w:t>
       </w:r>
     </w:p>
     <w:p>
       <w:r>
-        <w:t xml:space="preserve">  - WELLINGTON MARQUES SOARES, CPF: 641.336.808-04, residente na Rua Borges De Figueiredo, N° 137 Ap 60, Mooca, São Paulo-SP, CEP: 03110010.</w:t>
+        <w:t xml:space="preserve">  - WELLINGTON MARQUES SOARES, CPF: 641.336.808-04, residente na Rua Borges De Figueiredo, Nº 137 Ap 60, Mooca, São Paulo-SP, CEP: 03110010.</w:t>
       </w:r>
     </w:p>
     <w:p/>
     <w:p>
       <w:r>
-        <w:t>• **Advogados dos Executados:** Ricardo Santos de Cerqueira (OAB 206836/SP), Adilson Nunes de Lira (OAB 182731/SP), Silvio Jose Ramos Jacopetti (OAB 87375/SP).</w:t>
+        <w:t>• **Advogados dos Executados:** Ricardo Santos de Cerqueira (OAB 206836/SP), atuando para Wellington Marques Soares. Outros advogados mencionados em publicações são Adilson Nunes de Lira (OAB 182731/SP) e Silvio Jose Ramos Jacopetti (OAB 87375/SP), sem especificação de qual executado representam.</w:t>
       </w:r>
     </w:p>
     <w:p/>
     <w:p>
       <w:r>
-        <w:t>• **Fiadores, Avalistas ou Terceiros Garantidores:** O texto menciona que na Cédula de Crédito Bancário comparecem pessoas na condição de "Avalistas", com obrigação sobre a totalidade da dívida. Pelo contexto da execução, os executados pessoas físicas figuram como garantidores da dívida da pessoa jurídica.</w:t>
+        <w:t>• **Fiadores, Avalistas ou Terceiros Garantidores:** O texto indica que as pessoas físicas figuram na Cédula de Crédito Bancário na condição de "avalista(s), com obrigação sobre a totalidade da dívida".</w:t>
       </w:r>
     </w:p>
     <w:p/>
     <w:p>
       <w:r>
-        <w:t>• **Assinatura de Documentos:** A Cédula de Crédito Bancário foi emitida pela COMERCIAL DE MAQUINAS BATATA LTDA. Houve um incidente de falsidade onde foi declarada falsa a assinatura da executada Vanessa Liandra Vicale Martins no título executivo.</w:t>
+        <w:t>• **Assinatura de Documentos:** A Cédula de Crédito Bancário foi emitida por COMERCIAL DE MAQUINAS BATATA LTDA. Houve um incidente de falsidade onde foi declarado que a assinatura atribuída a Vanessa Liandra Vicale Martins no título é falsa. Wellington Marques Soares anexa um instrumento de mandato, mas as assinaturas não são exibidas.</w:t>
       </w:r>
     </w:p>
     <w:p/>
     <w:p>
       <w:r>
-        <w:t>• **Citação e Intimação:** Em petição de 15/05/2017, o exequente informou que os executados MARLENE MARQUES SOARES, VANESSA LIANDRA VICALE MARTINS, JOSE BATISTA DA CRUZ e WELLINGTON MARQUES SOARES não haviam sido citados. Na mesma data, informou que o executado MARCOS MARQUES SOARES foi devidamente citado. Em 18/07/2017, o executado WELLINGTON MARQUES SOARES deu-se por citado ao peticionar nos autos.</w:t>
+        <w:t>• **Citação e Intimação:** Em petição de 15/05/2017, o exequente informa que MARCOS MARQUES SOARES foi devidamente citado. Na mesma data, informa que MARLENE MARQUES SOARES, VANESSA LIANDRA VICALE MARTINS, JOSE BATISTA DA CRUZ e WELLINGTON MARQUES SOARES não haviam sido citados. Em 18/07/2017, WELLINGTON MARQUES SOARES compareceu aos autos "dando-se apenas neste ato, por citado".</w:t>
       </w:r>
     </w:p>
     <w:p/>
@@ -809,27 +830,7 @@
     <w:p/>
     <w:p>
       <w:r>
-        <w:t xml:space="preserve">• **Penhora/Arresto:** Em 15/05/2017, o exequente pediu arresto via BacenJud para os não citados e penhora para o citado. Em 20/06/2017, foi protocolada ordem de bloqueio de valores via BacenJud, que resultou nos seguintes bloqueios parciais:  </w:t>
-      </w:r>
-    </w:p>
-    <w:p>
-      <w:r>
-        <w:t xml:space="preserve">  - R$ 4.396,41 em contas de VANESSA LIANDRA VICALE MARTINS.  </w:t>
-      </w:r>
-    </w:p>
-    <w:p>
-      <w:r>
-        <w:t xml:space="preserve">  - R$ 214,28 em contas de MARCOS MARQUES SOARES.  </w:t>
-      </w:r>
-    </w:p>
-    <w:p>
-      <w:r>
-        <w:t xml:space="preserve">  - R$ 4.529,31 em contas de WELLINGTON MARQUES SOARES.  </w:t>
-      </w:r>
-    </w:p>
-    <w:p>
-      <w:r>
-        <w:t xml:space="preserve">  - R$ 0,00 encontrado nas contas de JOSE BATISTA DA CRUZ e MARLENE MARQUES SOARES.</w:t>
+        <w:t>• **Penhora/Arresto:** Houve pedido de arresto online para os não citados e penhora online para o citado em 15/05/2017. Em 20/06/2017, via BacenJud, foram bloqueados os seguintes valores: R$ 4.396,41 de VANESSA LIANDRA VICALE MARTINS; R$ 214,28 de MARCOS MARQUES SOARES; e R$ 4.529,31 de WELLINGTON MARQUES SOARES. Nenhum valor foi encontrado para JOSE BATISTA DA CRUZ e MARLENE MARQUES SOARES.</w:t>
       </w:r>
     </w:p>
     <w:p/>
@@ -847,7 +848,7 @@
     <w:p/>
     <w:p>
       <w:r>
-        <w:t>• **Planilha de Cálculo:** A petição inicial, protocolada em 24/05/2016, apresenta um demonstrativo de débito com valor corrigido até 31/03/2016, totalizando R$ 896.915,36, referente à Cédula de Crédito Bancário Nº 497.101.668.</w:t>
+        <w:t>• **Planilha de Cálculo:** A petição inicial, protocolada em 2016, apresenta um demonstrativo de débito referente à Cédula de Crédito Bancário nº 497.101.668, com valor corrigido até 31/03/2016 de R$ 896.915,36.</w:t>
       </w:r>
     </w:p>
     <w:p/>
@@ -877,7 +878,7 @@
     <w:p/>
     <w:p>
       <w:r>
-        <w:t>• **Manifestação de Terceiros:** Não informado.</w:t>
+        <w:t>• **Manifestação de Terceiros:** Wellington Marques Soares peticionou em 18/07/2017, requerendo a liberação do valor de R$ 4.529,31 bloqueado em sua conta, alegando que se tratava de proventos de aposentadoria, verba impenhorável conforme o art. 833, IV, do CPC.</w:t>
       </w:r>
     </w:p>
     <w:p/>
@@ -889,34 +890,19 @@
     <w:p/>
     <w:p>
       <w:r>
-        <w:t>• **Embargos à Execução:** Não há notícia de oposição de Embargos à Execução. O exequente argumentou, em Embargos de Declaração, que a matéria de falsidade de assinatura deveria ter sido arguida em Embargos à Execução (processo incidente), e não nos autos principais da execução.</w:t>
+        <w:t>• **Embargos à Execução:** Não informado. O exequente argumenta, em embargos de declaração, que a matéria de falsidade deveria ter sido arguida em embargos à execução, o que sugere que estes não foram opostos.</w:t>
       </w:r>
     </w:p>
     <w:p/>
     <w:p>
       <w:r>
-        <w:t xml:space="preserve">• **Incidentes Processuais Relevantes:**  </w:t>
-      </w:r>
-    </w:p>
-    <w:p>
-      <w:r>
-        <w:t xml:space="preserve">  - **Incidente de Falsidade:** Foi instaurado um incidente para apurar a autenticidade da assinatura da executada Vanessa Liandra Vicale Martins. Em decisão de 16/01/2025, o juízo declarou a assinatura como falsa e, consequentemente, extinguiu parcialmente o processo, excluindo-a do polo passivo.  </w:t>
-      </w:r>
-    </w:p>
-    <w:p>
-      <w:r>
-        <w:t xml:space="preserve">  - **Impenhorabilidade de Valores:** O executado Wellington Marques Soares peticionou em 18/07/2017 alegando que o valor de R$ 4.529,31 bloqueado em sua conta corrente era proveniente de proventos de aposentadoria, sendo, portanto, impenhorável nos termos do art. 833, IV, do CPC.  </w:t>
-      </w:r>
-    </w:p>
-    <w:p>
-      <w:r>
-        <w:t xml:space="preserve">  - **Embargos de Declaração:** O exequente opôs Embargos de Declaração contra a decisão que excluiu a executada Vanessa, alegando erro material no procedimento. Os embargos foram conhecidos, mas não acolhidos em 22/01/2025.</w:t>
+        <w:t>• **Incidentes Processuais Relevantes:** Foi instaurado um incidente de falsidade no bojo da execução, culminando na decisão de 16/01/2025 que declarou falsa a assinatura da executada Vanessa Liandra Vicale Martins no título executivo. Como consequência, o processo foi julgado parcialmente extinto em relação a ela, com sua exclusão do polo passivo. O exequente opôs Embargos de Declaração contra esta decisão, alegando erro material e de procedimento, os quais foram rejeitados em 22/01/2025.</w:t>
       </w:r>
     </w:p>
     <w:p/>
     <w:p>
       <w:r>
-        <w:t>• **Bloqueios e buscas de bens:** Foram solicitadas buscas via BACENJUD, RENAJUD e INFOJUD em 15/05/2017. O texto comprova a efetivação da busca via BACENJUD em 20/06/2017, com bloqueio parcial de valores de três executados. Não há informação sobre os resultados das buscas via RENAJUD e INFOJUD.</w:t>
+        <w:t>• **Bloqueios e buscas de bens:** Em 15/05/2017, o exequente solicitou buscas via BACENJUD, RENAJUD e INFOJUD. A busca via BACENJUD foi realizada em 20/06/2017, resultando em bloqueios parciais de valores nas contas de três executados. O texto não informa os resultados das buscas via RENAJUD e INFOJUD.</w:t>
       </w:r>
     </w:p>
     <w:p/>
@@ -928,7 +914,7 @@
     <w:p/>
     <w:p>
       <w:r>
-        <w:t>• **Paralisação do Processo:** Em despacho de 31/03/2025, o juiz intimou a parte exequente para se manifestar em termos de prosseguimento no prazo de 15 dias, sob pena de arquivamento provisório, o que indica um período recente de inércia processual.</w:t>
+        <w:t>• **Paralisação do Processo:** O processo teve movimentação em 2016 (ajuizamento) e 2017 (pedidos de citação e bloqueios). Os documentos seguintes saltam para janeiro de 2025 (decisão do incidente de falsidade), indicando um longo período, entre meados de 2017 e o final de 2024, sem movimentações relevantes descritas no texto. Um despacho de 31/03/2025 intima o exequente a dar prosseguimento ao feito sob pena de arquivamento provisório.</w:t>
       </w:r>
     </w:p>
     <w:sectPr>
